--- a/pr-preview/pr-373/bayesian-inference-handout-tracked-changes.docx
+++ b/pr-preview/pr-373/bayesian-inference-handout-tracked-changes.docx
@@ -16,7 +16,7 @@
       </w:pPr>
       <w:del w:id="1" w:author="PR Preview" w:date="2026-01-01T00:00:00Z">
         <w:r>
-          <w:delText xml:space="preserve">Last modified: 2026-10-19 01:42:24 (PDT)</w:delText>
+          <w:delText xml:space="preserve">Last modified: 2026-10-19 03:13:51 (PDT)</w:delText>
         </w:r>
       </w:del>
     </w:p>
@@ -26,7 +26,7 @@
       </w:pPr>
       <w:ins w:id="2" w:author="PR Preview" w:date="2026-01-01T00:00:00Z">
         <w:r>
-          <w:t xml:space="preserve">Last modified: 2026-10-19 02:32:24 (PDT)</w:t>
+          <w:t xml:space="preserve">Last modified: 2026-10-19 03:23:45 (PDT)</w:t>
         </w:r>
       </w:ins>
     </w:p>

--- a/pr-preview/pr-373/bayesian-inference-handout-tracked-changes.docx
+++ b/pr-preview/pr-373/bayesian-inference-handout-tracked-changes.docx
@@ -16,7 +16,7 @@
       </w:pPr>
       <w:del w:id="1" w:author="PR Preview" w:date="2026-01-01T00:00:00Z">
         <w:r>
-          <w:delText xml:space="preserve">Last modified: 2026-10-19 03:13:51 (PDT)</w:delText>
+          <w:delText xml:space="preserve">Last modified: 2026-10-19 03:59:32 (PDT)</w:delText>
         </w:r>
       </w:del>
     </w:p>
@@ -26,7 +26,7 @@
       </w:pPr>
       <w:ins w:id="2" w:author="PR Preview" w:date="2026-01-01T00:00:00Z">
         <w:r>
-          <w:t xml:space="preserve">Last modified: 2026-10-19 03:23:45 (PDT)</w:t>
+          <w:t xml:space="preserve">Last modified: 2026-10-19 04:10:08 (PDT)</w:t>
         </w:r>
       </w:ins>
     </w:p>
@@ -4558,8 +4558,9 @@
         <w:pStyle w:val="BodyText"/>
       </w:pPr>
       <w:bookmarkStart w:id="35" w:name="eq-normal-normal-exm"/>
-      <w:r>
-        <w:t xml:space="preserve">$$
+      <w:del w:id="3" w:author="PR Preview" w:date="2026-01-01T00:00:00Z">
+        <w:r>
+          <w:delText xml:space="preserve">$$
     \begin{aligned}
     \operatorname{p}(\mathord{\smash[b]{\underset{\raise.3ex\hbox{$\scriptstyle\sim$}}{x}}\vphantom{x}}\mid \mu)
     &amp;= \prod_{i=1}^n(2\pi)^{-1/2} \operatorname{exp}\mathopen{}\left\{-\frac{1}{2}(x_i- \mu)^2\right\}\mathclose{}
@@ -4586,8 +4587,48 @@
     &amp;\propto \operatorname{exp}\mathopen{}\left\{-\frac{1}{2}\mathopen{}\left(n \mu^2 - 2 \mu n \bar x\right)\mathclose{}\right\}\mathclose{}
     &amp;&amp; \text{(dropping factors that do not involve $\mu$)},
     \end{aligned}
+     \qquad(6)$$</w:delText>
+        </w:r>
+      </w:del>
+      <w:bookmarkEnd w:id="35"/>
+    </w:p>
+    <w:p>
+      <w:pPr>
+        <w:pStyle w:val="BodyText"/>
+      </w:pPr>
+      <w:bookmarkStart w:id="35" w:name="eq-normal-normal-exm"/>
+      <w:ins w:id="4" w:author="PR Preview" w:date="2026-01-01T00:00:00Z">
+        <w:r>
+          <w:t xml:space="preserve">$$
+    \begin{aligned}
+    \operatorname{p}(\mathord{\smash[b]{\underset{\raise.3ex\hbox{$\scriptstyle\sim$}}{x}}\vphantom{x}}\mid \mu)
+    &amp;= \prod_{i=1}^n(2\pi)^{-1/2} {\operatorname{exp}\mathopen{}\left\{-\frac{1}{2}(x_i- \mu)^2\right\}\mathclose{}}
+    &amp;&amp; \text{(independent Gaussian observations)}\\
+    &amp;= (2\pi)^{-n/2} {\operatorname{exp}\mathopen{}\left\{-\frac{1}{2}\sum_{i=1}^n(x_i- \mu)^2\right\}\mathclose{}}
+    &amp;&amp; \text{(combining the exponents)}\\
+    &amp;= (2\pi)^{-n/2} {\operatorname{exp}\mathopen{}\left\{-\frac{1}{2}\sum_{i=1}^n\mathopen{}\left(x_i^2 - 2 \mu x_i+ \mu^2\right)\mathclose{}\right\}\mathclose{}}
+    &amp;&amp; \text{(expanding each square)}\\
+    &amp;= (2\pi)^{-n/2} {\operatorname{exp}\mathopen{}\left\{-\frac{1}{2}\mathopen{}\left(\sum_{i=1}^nx_i^2 - \sum_{i=1}^n2 \mu x_i+ \sum_{i=1}^n\mu^2\right)\mathclose{}\right\}\mathclose{}}
+    &amp;&amp; \text{(splitting the sum)}\\
+    &amp;= (2\pi)^{-n/2} {\operatorname{exp}\mathopen{}\left\{-\frac{1}{2}\mathopen{}\left(\sum_{i=1}^nx_i^2 - 2 \mu\sum_{i=1}^nx_i+ \sum_{i=1}^n\mu^2\right)\mathclose{}\right\}\mathclose{}}
+    &amp;&amp; \text{(factoring the constant $2 \mu$ out of the middle sum)}\\
+    &amp;= (2\pi)^{-n/2} {\operatorname{exp}\mathopen{}\left\{-\frac{1}{2}\mathopen{}\left(\sum_{i=1}^nx_i^2 - 2 \mu\sum_{i=1}^nx_i+ n \mu^2\right)\mathclose{}\right\}\mathclose{}}
+    &amp;&amp; \text{(summing the constant $\mu^2$ over $n$ terms)}\\
+    &amp;= (2\pi)^{-n/2} {\operatorname{exp}\mathopen{}\left\{-\frac{1}{2}\mathopen{}\left(\sum_{i=1}^nx_i^2 - 2 \mu n \bar x + n \mu^2\right)\mathclose{}\right\}\mathclose{}}
+    &amp;&amp; \text{(substituting $\sum_{i=1}^nx_i= n \bar x$)}\\
+    &amp;= (2\pi)^{-n/2} {\operatorname{exp}\mathopen{}\left\{-\frac{1}{2}\mathopen{}\left(\sum_{i=1}^nx_i^2 + \mathopen{}\left(n \mu^2 - 2 \mu n \bar x\right)\mathclose{}\right)\mathclose{}\right\}\mathclose{}}
+    &amp;&amp; \text{(reordering and grouping the terms that involve $\mu$)}\\
+    &amp;= (2\pi)^{-n/2} {\operatorname{exp}\mathopen{}\left\{-\frac{1}{2}\sum_{i=1}^nx_i^2 - \frac{1}{2}\mathopen{}\left(n \mu^2 - 2 \mu n \bar x\right)\mathclose{}\right\}\mathclose{}}
+    &amp;&amp; \text{(distributing $-\tfrac{1}{2}$)}\\
+    &amp;= (2\pi)^{-n/2} {\operatorname{exp}\mathopen{}\left\{-\frac{1}{2}\sum_{i=1}^nx_i^2\right\}\mathclose{}}
+      \cdot {\operatorname{exp}\mathopen{}\left\{-\frac{1}{2}\mathopen{}\left(n \mu^2 - 2 \mu n \bar x\right)\mathclose{}\right\}\mathclose{}}
+    &amp;&amp; \text{(writing the exponential of a sum as a product of exponentials)}\\
+    &amp;\propto {\operatorname{exp}\mathopen{}\left\{-\frac{1}{2}\mathopen{}\left(n \mu^2 - 2 \mu n \bar x\right)\mathclose{}\right\}\mathclose{}}
+    &amp;&amp; \text{(dropping factors that do not involve $\mu$)},
+    \end{aligned}
      \qquad(6)$$</w:t>
-      </w:r>
+        </w:r>
+      </w:ins>
       <w:bookmarkEnd w:id="35"/>
     </w:p>
     <w:p>
@@ -4783,8 +4824,9 @@
         <w:pStyle w:val="BodyText"/>
       </w:pPr>
       <w:bookmarkStart w:id="36" w:name="eq-normal-normal-exm-2"/>
-      <w:r>
-        <w:t xml:space="preserve">$$
+      <w:del w:id="5" w:author="PR Preview" w:date="2026-01-01T00:00:00Z">
+        <w:r>
+          <w:delText xml:space="preserve">$$
     \begin{aligned}
     \operatorname{p}(\mu\mid \mathord{\smash[b]{\underset{\raise.3ex\hbox{$\scriptstyle\sim$}}{x}}\vphantom{x}})
     &amp;\propto \operatorname{p}(\mathord{\smash[b]{\underset{\raise.3ex\hbox{$\scriptstyle\sim$}}{x}}\vphantom{x}}\mid \mu)\, \operatorname{p}(\mu)
@@ -4809,8 +4851,46 @@
     &amp;\propto \operatorname{exp}\mathopen{}\left\{-\frac{1}{2}(n+1)(\mu- m)^2\right\}\mathclose{}
     &amp;&amp; \text{(dropping the factor $\operatorname{exp}\mathopen{}\left\{\tfrac{1}{2}(n+1)m^2\right\}\mathclose{}$)}.
     \end{aligned}
+     \qquad(7)$$</w:delText>
+        </w:r>
+      </w:del>
+      <w:bookmarkEnd w:id="36"/>
+    </w:p>
+    <w:p>
+      <w:pPr>
+        <w:pStyle w:val="BodyText"/>
+      </w:pPr>
+      <w:bookmarkStart w:id="36" w:name="eq-normal-normal-exm-2"/>
+      <w:ins w:id="6" w:author="PR Preview" w:date="2026-01-01T00:00:00Z">
+        <w:r>
+          <w:t xml:space="preserve">$$
+    \begin{aligned}
+    \operatorname{p}(\mu\mid \mathord{\smash[b]{\underset{\raise.3ex\hbox{$\scriptstyle\sim$}}{x}}\vphantom{x}})
+    &amp;\propto \operatorname{p}(\mathord{\smash[b]{\underset{\raise.3ex\hbox{$\scriptstyle\sim$}}{x}}\vphantom{x}}\mid \mu)\, \operatorname{p}(\mu)
+    &amp;&amp; \text{(posterior is proportional to likelihood times prior)}\\
+    &amp;\propto {\operatorname{exp}\mathopen{}\left\{-\frac{1}{2}\mathopen{}\left(n \mu^2 - 2 \mu n \bar x\right)\mathclose{}\right\}\mathclose{}}
+      \cdot {\operatorname{exp}\mathopen{}\left\{-\frac{1}{2}\mu^2\right\}\mathclose{}}
+    &amp;&amp; \text{(substituting likelihood and prior)}\\
+    &amp;= {\operatorname{exp}\mathopen{}\left\{-\frac{1}{2}\mathopen{}\left(n \mu^2 - 2 \mu n \bar x\right)\mathclose{} - \frac{1}{2}\mu^2\right\}\mathclose{}}
+    &amp;&amp; \text{(writing a product of exponentials as the exponential of a sum)}\\
+    &amp;= {\operatorname{exp}\mathopen{}\left\{-\frac{1}{2}\mathopen{}\left(n \mu^2 - 2 \mu n \bar x + \mu^2\right)\mathclose{}\right\}\mathclose{}}
+    &amp;&amp; \text{(factoring out $-\tfrac{1}{2}$)}\\
+    &amp;= {\operatorname{exp}\mathopen{}\left\{-\frac{1}{2}\mathopen{}\left(n \mu^2 + \mu^2 - 2 \mu n \bar x\right)\mathclose{}\right\}\mathclose{}}
+    &amp;&amp; \text{(reordering the terms)}\\
+    &amp;= {\operatorname{exp}\mathopen{}\left\{-\frac{1}{2}\mathopen{}\left((n+1)\mu^2 - 2 \mu n \bar x\right)\mathclose{}\right\}\mathclose{}}
+    &amp;&amp; \text{(collecting the $\mu^2$ terms)}\\
+    &amp;= {\operatorname{exp}\mathopen{}\left\{-\frac{1}{2}(n+1)\mathopen{}\left(\mu^2 - 2 \mu\frac{n}{n+1} \bar x\right)\mathclose{}\right\}\mathclose{}}
+    &amp;&amp; \text{(factoring out $n+1$)}\\
+    &amp;= {\operatorname{exp}\mathopen{}\left\{-\frac{1}{2}(n+1)\mathopen{}\left(\mu^2 - 2 \mu m\right)\mathclose{}\right\}\mathclose{}}
+    &amp;&amp; \text{(definition of $m$)}\\
+    &amp;= {\operatorname{exp}\mathopen{}\left\{-\frac{1}{2}(n+1)\mathopen{}\left((\mu- m)^2 - m^2\right)\mathclose{}\right\}\mathclose{}}
+    &amp;&amp; \text{(completing the square)}\\
+    &amp;\propto {\operatorname{exp}\mathopen{}\left\{-\frac{1}{2}(n+1)(\mu- m)^2\right\}\mathclose{}}
+    &amp;&amp; \text{(dropping the factor ${\operatorname{exp}\mathopen{}\left\{\tfrac{1}{2}(n+1)m^2\right\}\mathclose{}}$)}.
+    \end{aligned}
      \qquad(7)$$</w:t>
-      </w:r>
+        </w:r>
+      </w:ins>
       <w:bookmarkEnd w:id="36"/>
     </w:p>
     <w:p>
@@ -4899,11 +4979,27 @@
         <w:pStyle w:val="BodyText"/>
       </w:pPr>
       <w:bookmarkStart w:id="37" w:name="eq-normal-normal-exm-3"/>
-      <w:r>
-        <w:t xml:space="preserve">$$
+      <w:del w:id="7" w:author="PR Preview" w:date="2026-01-01T00:00:00Z">
+        <w:r>
+          <w:delText xml:space="preserve">$$
     \mu\mid \mathord{\smash[b]{\underset{\raise.3ex\hbox{$\scriptstyle\sim$}}{x}}\vphantom{x}}\;\sim\; \operatorname{N}\mathopen{}\left(\frac{n}{n+1}\bar{x},\; \frac{1}{n+1}\right)\mathclose{}.
+     \qquad(8)$$</w:delText>
+        </w:r>
+      </w:del>
+      <w:bookmarkEnd w:id="37"/>
+    </w:p>
+    <w:p>
+      <w:pPr>
+        <w:pStyle w:val="BodyText"/>
+      </w:pPr>
+      <w:bookmarkStart w:id="37" w:name="eq-normal-normal-exm-3"/>
+      <w:ins w:id="8" w:author="PR Preview" w:date="2026-01-01T00:00:00Z">
+        <w:r>
+          <w:t xml:space="preserve">$$
+    \mu\mid \mathord{\smash[b]{\underset{\raise.3ex\hbox{$\scriptstyle\sim$}}{x}}\vphantom{x}}\;\sim\; {\operatorname{N}\mathopen{}\left(\frac{n}{n+1}\bar{x},\; \frac{1}{n+1}\right)\mathclose{}}.
      \qquad(8)$$</w:t>
-      </w:r>
+        </w:r>
+      </w:ins>
       <w:bookmarkEnd w:id="37"/>
     </w:p>
     <w:p>
@@ -7013,12 +7109,29 @@
         <w:pStyle w:val="BodyText"/>
       </w:pPr>
       <w:bookmarkStart w:id="45" w:name="eq-map-penalized"/>
-      <w:r>
-        <w:t xml:space="preserve">$$
+      <w:del w:id="9" w:author="PR Preview" w:date="2026-01-01T00:00:00Z">
+        <w:r>
+          <w:delText xml:space="preserve">$$
     \hat{\theta}_{\text{MAP}}
     = \arg \min_\theta\mathopen{}\left(-\operatorname{log}\mathopen{}\left\{\operatorname{p}(\mathord{\smash[b]{\underset{\raise.3ex\hbox{$\scriptstyle\sim$}}{y}}\vphantom{y}}\mid \theta)\right\}\mathclose{} - \operatorname{log}\mathopen{}\left\{\operatorname{p}(\theta)\right\}\mathclose{}\right)\mathclose{}.
+     \qquad(10)$$</w:delText>
+        </w:r>
+      </w:del>
+      <w:bookmarkEnd w:id="45"/>
+    </w:p>
+    <w:p>
+      <w:pPr>
+        <w:pStyle w:val="BodyText"/>
+      </w:pPr>
+      <w:bookmarkStart w:id="45" w:name="eq-map-penalized"/>
+      <w:ins w:id="10" w:author="PR Preview" w:date="2026-01-01T00:00:00Z">
+        <w:r>
+          <w:t xml:space="preserve">$$
+    \hat{\theta}_{\text{MAP}}
+    = \arg \min_\theta\mathopen{}\left(-{\operatorname{log}\mathopen{}\left\{\operatorname{p}(\mathord{\smash[b]{\underset{\raise.3ex\hbox{$\scriptstyle\sim$}}{y}}\vphantom{y}}\mid \theta)\right\}\mathclose{}} - {\operatorname{log}\mathopen{}\left\{\operatorname{p}(\theta)\right\}\mathclose{}}\right)\mathclose{}.
      \qquad(10)$$</w:t>
-      </w:r>
+        </w:r>
+      </w:ins>
       <w:bookmarkEnd w:id="45"/>
     </w:p>
     <w:p>
@@ -7162,12 +7275,27 @@
       <w:pPr>
         <w:pStyle w:val="BodyText"/>
       </w:pPr>
-      <w:r>
-        <w:t xml:space="preserve">$$
+      <w:del w:id="11" w:author="PR Preview" w:date="2026-01-01T00:00:00Z">
+        <w:r>
+          <w:delText xml:space="preserve">$$
     \arg \max_\theta\operatorname{p}(\theta\mid \mathord{\smash[b]{\underset{\raise.3ex\hbox{$\scriptstyle\sim$}}{y}}\vphantom{y}})
     = \arg \max_\theta\mathopen{}\left(\operatorname{log}\mathopen{}\left\{\operatorname{p}(\mathord{\smash[b]{\underset{\raise.3ex\hbox{$\scriptstyle\sim$}}{y}}\vphantom{y}}\mid \theta)\right\}\mathclose{} + \operatorname{log}\mathopen{}\left\{\operatorname{p}(\theta)\right\}\mathclose{}\right)\mathclose{}.
+    $$</w:delText>
+        </w:r>
+      </w:del>
+    </w:p>
+    <w:p>
+      <w:pPr>
+        <w:pStyle w:val="BodyText"/>
+      </w:pPr>
+      <w:ins w:id="12" w:author="PR Preview" w:date="2026-01-01T00:00:00Z">
+        <w:r>
+          <w:t xml:space="preserve">$$
+    \arg \max_\theta\operatorname{p}(\theta\mid \mathord{\smash[b]{\underset{\raise.3ex\hbox{$\scriptstyle\sim$}}{y}}\vphantom{y}})
+    = \arg \max_\theta\mathopen{}\left({\operatorname{log}\mathopen{}\left\{\operatorname{p}(\mathord{\smash[b]{\underset{\raise.3ex\hbox{$\scriptstyle\sim$}}{y}}\vphantom{y}}\mid \theta)\right\}\mathclose{}} + {\operatorname{log}\mathopen{}\left\{\operatorname{p}(\theta)\right\}\mathclose{}}\right)\mathclose{}.
     $$</w:t>
-      </w:r>
+        </w:r>
+      </w:ins>
     </w:p>
     <w:p>
       <w:pPr>
@@ -9689,11 +9817,25 @@
       <w:pPr>
         <w:pStyle w:val="BodyText"/>
       </w:pPr>
-      <w:r>
-        <w:t xml:space="preserve">$$
+      <w:del w:id="13" w:author="PR Preview" w:date="2026-01-01T00:00:00Z">
+        <w:r>
+          <w:delText xml:space="preserve">$$
     \Pr\mathopen{}\left(l(\mathord{\smash[b]{\underset{\raise.3ex\hbox{$\scriptstyle\sim$}}{y}}\vphantom{y}}) \le \theta\le r(\mathord{\smash[b]{\underset{\raise.3ex\hbox{$\scriptstyle\sim$}}{y}}\vphantom{y}}) \mid \mathord{\smash[b]{\underset{\raise.3ex\hbox{$\scriptstyle\sim$}}{Y}}\vphantom{Y}}= \mathord{\smash[b]{\underset{\raise.3ex\hbox{$\scriptstyle\sim$}}{y}}\vphantom{y}}\right)\mathclose{} = 1 - \alpha.
+    $$</w:delText>
+        </w:r>
+      </w:del>
+    </w:p>
+    <w:p>
+      <w:pPr>
+        <w:pStyle w:val="BodyText"/>
+      </w:pPr>
+      <w:ins w:id="14" w:author="PR Preview" w:date="2026-01-01T00:00:00Z">
+        <w:r>
+          <w:t xml:space="preserve">$$
+    {\Pr\mathopen{}\left(l(\mathord{\smash[b]{\underset{\raise.3ex\hbox{$\scriptstyle\sim$}}{y}}\vphantom{y}}) \le \theta\le r(\mathord{\smash[b]{\underset{\raise.3ex\hbox{$\scriptstyle\sim$}}{y}}\vphantom{y}}) \mid \mathord{\smash[b]{\underset{\raise.3ex\hbox{$\scriptstyle\sim$}}{Y}}\vphantom{Y}}= \mathord{\smash[b]{\underset{\raise.3ex\hbox{$\scriptstyle\sim$}}{y}}\vphantom{y}}\right)\mathclose{}} = 1 - \alpha.
     $$</w:t>
-      </w:r>
+        </w:r>
+      </w:ins>
     </w:p>
     <w:p>
       <w:pPr>
@@ -28696,8 +28838,9 @@
       <w:pPr>
         <w:pStyle w:val="BodyText"/>
       </w:pPr>
-      <w:r>
-        <w:t xml:space="preserve">$$
+      <w:del w:id="15" w:author="PR Preview" w:date="2026-01-01T00:00:00Z">
+        <w:r>
+          <w:delText xml:space="preserve">$$
     \begin{aligned}
     \operatorname{p}(\mu\mid \mathord{\smash[b]{\underset{\raise.3ex\hbox{$\scriptstyle\sim$}}{x}}\vphantom{x}})
     &amp;\propto \operatorname{exp}\mathopen{}\left\{-\frac{1}{2}\mathopen{}\left(n \mu^2 - 2 \mu n \bar x\right)\mathclose{}\right\}\mathclose{}
@@ -28712,34 +28855,49 @@
     &amp;\propto \operatorname{exp}\mathopen{}\left\{-\frac{1}{2}\mathopen{}\left(n + \frac{1}{\tau^2}\right)\mathclose{}(\mu- m_\tau)^2\right\}\mathclose{}
     &amp;&amp; \text{(dropping a factor that does not involve $\mu$)}.
     \end{aligned}
-    $$</w:t>
-      </w:r>
+    $$</w:delText>
+        </w:r>
+      </w:del>
     </w:p>
     <w:p>
       <w:pPr>
         <w:pStyle w:val="FirstParagraph"/>
       </w:pPr>
-      <w:r>
-        <w:t xml:space="preserve">So</w:t>
-      </w:r>
-      <w:r>
-        <w:t xml:space="preserve"> </w:t>
-      </w:r>
-      <w:r>
-        <w:t xml:space="preserve">$\mu\mid \mathord{\smash[b]{\underset{\raise.3ex\hbox{$\scriptstyle\sim$}}{x}}\vphantom{x}}\sim \operatorname{N}\mathopen{}\left(m_\tau,\; 1 / (n + 1/\tau^2)\right)\mathclose{}$</w:t>
-      </w:r>
-      <w:r>
-        <w:t xml:space="preserve">,</w:t>
-      </w:r>
-      <w:r>
-        <w:t xml:space="preserve"> </w:t>
-      </w:r>
-      <w:r>
-        <w:t xml:space="preserve">and</w:t>
-      </w:r>
-      <w:r>
-        <w:t xml:space="preserve"> </w:t>
-      </w:r>
+      <w:del w:id="16" w:author="PR Preview" w:date="2026-01-01T00:00:00Z">
+        <w:r>
+          <w:delText xml:space="preserve">So</w:delText>
+        </w:r>
+      </w:del>
+      <w:del w:id="17" w:author="PR Preview" w:date="2026-01-01T00:00:00Z">
+        <w:r>
+          <w:delText xml:space="preserve"> </w:delText>
+        </w:r>
+      </w:del>
+      <w:del w:id="18" w:author="PR Preview" w:date="2026-01-01T00:00:00Z">
+        <w:r>
+          <w:delText xml:space="preserve">$\mu\mid \mathord{\smash[b]{\underset{\raise.3ex\hbox{$\scriptstyle\sim$}}{x}}\vphantom{x}}\sim \operatorname{N}\mathopen{}\left(m_\tau,\; 1 / (n + 1/\tau^2)\right)\mathclose{}$</w:delText>
+        </w:r>
+      </w:del>
+      <w:del w:id="19" w:author="PR Preview" w:date="2026-01-01T00:00:00Z">
+        <w:r>
+          <w:delText xml:space="preserve">,</w:delText>
+        </w:r>
+      </w:del>
+      <w:del w:id="20" w:author="PR Preview" w:date="2026-01-01T00:00:00Z">
+        <w:r>
+          <w:delText xml:space="preserve"> </w:delText>
+        </w:r>
+      </w:del>
+      <w:del w:id="21" w:author="PR Preview" w:date="2026-01-01T00:00:00Z">
+        <w:r>
+          <w:delText xml:space="preserve">and</w:delText>
+        </w:r>
+      </w:del>
+      <w:del w:id="22" w:author="PR Preview" w:date="2026-01-01T00:00:00Z">
+        <w:r>
+          <w:delText xml:space="preserve"> </w:delText>
+        </w:r>
+      </w:del>
       <m:oMath>
         <m:r>
           <m:t>τ</m:t>
@@ -28754,32 +28912,165 @@
           <m:t>1</m:t>
         </m:r>
       </m:oMath>
-      <w:r>
-        <w:t xml:space="preserve"> </w:t>
-      </w:r>
-      <w:r>
-        <w:t xml:space="preserve">recovers</w:t>
-      </w:r>
-      <w:r>
-        <w:t xml:space="preserve"> </w:t>
-      </w:r>
+      <w:del w:id="23" w:author="PR Preview" w:date="2026-01-01T00:00:00Z">
+        <w:r>
+          <w:delText xml:space="preserve"> </w:delText>
+        </w:r>
+      </w:del>
+      <w:del w:id="24" w:author="PR Preview" w:date="2026-01-01T00:00:00Z">
+        <w:r>
+          <w:delText xml:space="preserve">recovers</w:delText>
+        </w:r>
+      </w:del>
+      <w:del w:id="25" w:author="PR Preview" w:date="2026-01-01T00:00:00Z">
+        <w:r>
+          <w:delText xml:space="preserve"> </w:delText>
+        </w:r>
+      </w:del>
       <w:hyperlink w:anchor="exm-normal-normal">
+        <w:del w:id="26" w:author="PR Preview" w:date="2026-01-01T00:00:00Z">
+          <w:r>
+            <w:rPr>
+              <w:rStyle w:val="Hyperlink"/>
+            </w:rPr>
+            <w:delText xml:space="preserve">Example 6</w:delText>
+          </w:r>
+        </w:del>
+      </w:hyperlink>
+      <w:del w:id="27" w:author="PR Preview" w:date="2026-01-01T00:00:00Z">
         <w:r>
-          <w:rPr>
-            <w:rStyle w:val="Hyperlink"/>
-          </w:rPr>
-          <w:t xml:space="preserve">Example 6</w:t>
+          <w:delText xml:space="preserve">.</w:delText>
         </w:r>
+      </w:del>
+      <w:del w:id="28" w:author="PR Preview" w:date="2026-01-01T00:00:00Z">
+        <w:r>
+          <w:delText xml:space="preserve"> </w:delText>
+        </w:r>
+      </w:del>
+      <w:del w:id="29" w:author="PR Preview" w:date="2026-01-01T00:00:00Z">
+        <w:r>
+          <w:delText xml:space="preserve">The posterior mean</w:delText>
+        </w:r>
+      </w:del>
+    </w:p>
+    <w:p>
+      <w:pPr>
+        <w:pStyle w:val="BodyText"/>
+      </w:pPr>
+      <w:ins w:id="30" w:author="PR Preview" w:date="2026-01-01T00:00:00Z">
+        <w:r>
+          <w:t xml:space="preserve">$$
+    \begin{aligned}
+    \operatorname{p}(\mu\mid \mathord{\smash[b]{\underset{\raise.3ex\hbox{$\scriptstyle\sim$}}{x}}\vphantom{x}})
+    &amp;\propto {\operatorname{exp}\mathopen{}\left\{-\frac{1}{2}\mathopen{}\left(n \mu^2 - 2 \mu n \bar x\right)\mathclose{}\right\}\mathclose{}}
+      \cdot {\operatorname{exp}\mathopen{}\left\{-\frac{1}{2}\frac{\mu^2}{\tau^2}\right\}\mathclose{}}
+    &amp;&amp; \text{(likelihood times prior)}\\
+    &amp;= {\operatorname{exp}\mathopen{}\left\{-\frac{1}{2}\mathopen{}\left(\mathopen{}\left(n + \frac{1}{\tau^2}\right)\mathclose{}\mu^2 - 2 \mu n \bar x\right)\mathclose{}\right\}\mathclose{}}
+    &amp;&amp; \text{(adding exponents)}\\
+    &amp;= {\operatorname{exp}\mathopen{}\left\{-\frac{1}{2}\mathopen{}\left(n + \frac{1}{\tau^2}\right)\mathclose{}\mathopen{}\left(\mu^2 - 2 \mu m_\tau\right)\mathclose{}\right\}\mathclose{}}
+    &amp;&amp; \text{(factoring; definition of $m_\tau$)}\\
+    &amp;= {\operatorname{exp}\mathopen{}\left\{-\frac{1}{2}\mathopen{}\left(n + \frac{1}{\tau^2}\right)\mathclose{}\mathopen{}\left((\mu- m_\tau)^2 - m_\tau^2\right)\mathclose{}\right\}\mathclose{}}
+    &amp;&amp; \text{(completing the square)}\\
+    &amp;\propto {\operatorname{exp}\mathopen{}\left\{-\frac{1}{2}\mathopen{}\left(n + \frac{1}{\tau^2}\right)\mathclose{}(\mu- m_\tau)^2\right\}\mathclose{}}
+    &amp;&amp; \text{(dropping a factor that does not involve $\mu$)}.
+    \end{aligned}
+    $$</w:t>
+        </w:r>
+      </w:ins>
+    </w:p>
+    <w:p>
+      <w:pPr>
+        <w:pStyle w:val="FirstParagraph"/>
+      </w:pPr>
+      <w:ins w:id="31" w:author="PR Preview" w:date="2026-01-01T00:00:00Z">
+        <w:r>
+          <w:t xml:space="preserve">So</w:t>
+        </w:r>
+      </w:ins>
+      <w:ins w:id="32" w:author="PR Preview" w:date="2026-01-01T00:00:00Z">
+        <w:r>
+          <w:t xml:space="preserve"> </w:t>
+        </w:r>
+      </w:ins>
+      <w:ins w:id="33" w:author="PR Preview" w:date="2026-01-01T00:00:00Z">
+        <w:r>
+          <w:t xml:space="preserve">$\mu\mid \mathord{\smash[b]{\underset{\raise.3ex\hbox{$\scriptstyle\sim$}}{x}}\vphantom{x}}\sim {\operatorname{N}\mathopen{}\left(m_\tau,\; 1 / (n + 1/\tau^2)\right)\mathclose{}}$</w:t>
+        </w:r>
+      </w:ins>
+      <w:ins w:id="34" w:author="PR Preview" w:date="2026-01-01T00:00:00Z">
+        <w:r>
+          <w:t xml:space="preserve">,</w:t>
+        </w:r>
+      </w:ins>
+      <w:ins w:id="35" w:author="PR Preview" w:date="2026-01-01T00:00:00Z">
+        <w:r>
+          <w:t xml:space="preserve"> </w:t>
+        </w:r>
+      </w:ins>
+      <w:ins w:id="36" w:author="PR Preview" w:date="2026-01-01T00:00:00Z">
+        <w:r>
+          <w:t xml:space="preserve">and</w:t>
+        </w:r>
+      </w:ins>
+      <w:ins w:id="37" w:author="PR Preview" w:date="2026-01-01T00:00:00Z">
+        <w:r>
+          <w:t xml:space="preserve"> </w:t>
+        </w:r>
+      </w:ins>
+      <m:oMath>
+        <m:r>
+          <m:t>τ</m:t>
+        </m:r>
+        <m:r>
+          <m:rPr>
+            <m:sty m:val="p"/>
+          </m:rPr>
+          <m:t>=</m:t>
+        </m:r>
+        <m:r>
+          <m:t>1</m:t>
+        </m:r>
+      </m:oMath>
+      <w:ins w:id="38" w:author="PR Preview" w:date="2026-01-01T00:00:00Z">
+        <w:r>
+          <w:t xml:space="preserve"> </w:t>
+        </w:r>
+      </w:ins>
+      <w:ins w:id="39" w:author="PR Preview" w:date="2026-01-01T00:00:00Z">
+        <w:r>
+          <w:t xml:space="preserve">recovers</w:t>
+        </w:r>
+      </w:ins>
+      <w:ins w:id="40" w:author="PR Preview" w:date="2026-01-01T00:00:00Z">
+        <w:r>
+          <w:t xml:space="preserve"> </w:t>
+        </w:r>
+      </w:ins>
+      <w:hyperlink w:anchor="exm-normal-normal">
+        <w:ins w:id="41" w:author="PR Preview" w:date="2026-01-01T00:00:00Z">
+          <w:r>
+            <w:rPr>
+              <w:rStyle w:val="Hyperlink"/>
+            </w:rPr>
+            <w:t xml:space="preserve">Example 6</w:t>
+          </w:r>
+        </w:ins>
       </w:hyperlink>
-      <w:r>
-        <w:t xml:space="preserve">.</w:t>
-      </w:r>
-      <w:r>
-        <w:t xml:space="preserve"> </w:t>
-      </w:r>
-      <w:r>
-        <w:t xml:space="preserve">The posterior mean</w:t>
-      </w:r>
+      <w:ins w:id="42" w:author="PR Preview" w:date="2026-01-01T00:00:00Z">
+        <w:r>
+          <w:t xml:space="preserve">.</w:t>
+        </w:r>
+      </w:ins>
+      <w:ins w:id="43" w:author="PR Preview" w:date="2026-01-01T00:00:00Z">
+        <w:r>
+          <w:t xml:space="preserve"> </w:t>
+        </w:r>
+      </w:ins>
+      <w:ins w:id="44" w:author="PR Preview" w:date="2026-01-01T00:00:00Z">
+        <w:r>
+          <w:t xml:space="preserve">The posterior mean</w:t>
+        </w:r>
+      </w:ins>
     </w:p>
     <w:p>
       <w:pPr>
@@ -32402,8 +32693,9 @@
       <w:pPr>
         <w:pStyle w:val="BodyText"/>
       </w:pPr>
-      <w:r>
-        <w:t xml:space="preserve">$$
+      <w:del w:id="45" w:author="PR Preview" w:date="2026-01-01T00:00:00Z">
+        <w:r>
+          <w:delText xml:space="preserve">$$
     \begin{aligned}
     \Pr\mathopen{}\left(Y^{\mathrm{new}} = 1 \mid \mathord{\smash[b]{\underset{\raise.3ex\hbox{$\scriptstyle\sim$}}{y}}\vphantom{y}}\right)\mathclose{}
     &amp;= \int_0^1 \Pr\mathopen{}\left(Y^{\mathrm{new}} = 1 \mid \pi\right)\mathclose{}\, \operatorname{p}(\pi\mid \mathord{\smash[b]{\underset{\raise.3ex\hbox{$\scriptstyle\sim$}}{y}}\vphantom{y}})\, d\pi
@@ -32413,8 +32705,29 @@
     &amp;= \operatorname{E}\mathopen{}\left[\pi\mid \mathord{\smash[b]{\underset{\raise.3ex\hbox{$\scriptstyle\sim$}}{y}}\vphantom{y}}\right]\mathclose{}
     &amp;&amp; \text{(definition of the posterior mean)}.
     \end{aligned}
+    $$</w:delText>
+        </w:r>
+      </w:del>
+    </w:p>
+    <w:p>
+      <w:pPr>
+        <w:pStyle w:val="BodyText"/>
+      </w:pPr>
+      <w:ins w:id="46" w:author="PR Preview" w:date="2026-01-01T00:00:00Z">
+        <w:r>
+          <w:t xml:space="preserve">$$
+    \begin{aligned}
+    {\Pr\mathopen{}\left(Y^{\mathrm{new}} = 1 \mid \mathord{\smash[b]{\underset{\raise.3ex\hbox{$\scriptstyle\sim$}}{y}}\vphantom{y}}\right)\mathclose{}}
+    &amp;= \int_0^1 {\Pr\mathopen{}\left(Y^{\mathrm{new}} = 1 \mid \pi\right)\mathclose{}}\, \operatorname{p}(\pi\mid \mathord{\smash[b]{\underset{\raise.3ex\hbox{$\scriptstyle\sim$}}{y}}\vphantom{y}})\, d\pi
+    &amp;&amp; \text{(definition of the posterior predictive distribution)}\\
+    &amp;= \int_0^1 \pi\, \operatorname{p}(\pi\mid \mathord{\smash[b]{\underset{\raise.3ex\hbox{$\scriptstyle\sim$}}{y}}\vphantom{y}})\, d\pi
+    &amp;&amp; \text{(Bernoulli model)}\\
+    &amp;= {\operatorname{E}\mathopen{}\left[\pi\mid \mathord{\smash[b]{\underset{\raise.3ex\hbox{$\scriptstyle\sim$}}{y}}\vphantom{y}}\right]\mathclose{}}
+    &amp;&amp; \text{(definition of the posterior mean)}.
+    \end{aligned}
     $$</w:t>
-      </w:r>
+        </w:r>
+      </w:ins>
     </w:p>
     <w:p>
       <w:pPr>
@@ -40576,11 +40889,25 @@
       <w:pPr>
         <w:pStyle w:val="BodyText"/>
       </w:pPr>
-      <w:r>
-        <w:t xml:space="preserve">$$
+      <w:del w:id="47" w:author="PR Preview" w:date="2026-01-01T00:00:00Z">
+        <w:r>
+          <w:delText xml:space="preserve">$$
     p_B = \Pr\mathopen{}\left(T(\mathord{\smash[b]{\underset{\raise.3ex\hbox{$\scriptstyle\sim$}}{Y}}\vphantom{Y}}^{\mathrm{rep}}) \ge T(\mathord{\smash[b]{\underset{\raise.3ex\hbox{$\scriptstyle\sim$}}{y}}\vphantom{y}}) \mid \mathord{\smash[b]{\underset{\raise.3ex\hbox{$\scriptstyle\sim$}}{y}}\vphantom{y}}\right)\mathclose{},
+    $$</w:delText>
+        </w:r>
+      </w:del>
+    </w:p>
+    <w:p>
+      <w:pPr>
+        <w:pStyle w:val="BodyText"/>
+      </w:pPr>
+      <w:ins w:id="48" w:author="PR Preview" w:date="2026-01-01T00:00:00Z">
+        <w:r>
+          <w:t xml:space="preserve">$$
+    p_B = {\Pr\mathopen{}\left(T(\mathord{\smash[b]{\underset{\raise.3ex\hbox{$\scriptstyle\sim$}}{Y}}\vphantom{Y}}^{\mathrm{rep}}) \ge T(\mathord{\smash[b]{\underset{\raise.3ex\hbox{$\scriptstyle\sim$}}{y}}\vphantom{y}}) \mid \mathord{\smash[b]{\underset{\raise.3ex\hbox{$\scriptstyle\sim$}}{y}}\vphantom{y}}\right)\mathclose{}},
     $$</w:t>
-      </w:r>
+        </w:r>
+      </w:ins>
     </w:p>
     <w:p>
       <w:pPr>
